--- a/reports/Otchet_po_proektnoy_praktike_2026_Kolesnik.docx
+++ b/reports/Otchet_po_proektnoy_praktike_2026_Kolesnik.docx
@@ -95,7 +95,7 @@
           <w:color w:val="000000"/>
           <w:sz w:val="24"/>
           <w:szCs w:val="24"/>
-          <w:lang w:val="en-US" w:eastAsia="en-US" w:bidi="en-US"/>
+          <w:lang w:eastAsia="en-US" w:bidi="en-US"/>
         </w:rPr>
       </w:pPr>
       <w:r>
@@ -388,7 +388,7 @@
           <w:sz w:val="28"/>
           <w:szCs w:val="28"/>
           <w:u w:val="single"/>
-          <w:lang w:val="en-US" w:eastAsia="en-US" w:bidi="en-US"/>
+          <w:lang w:eastAsia="en-US" w:bidi="en-US"/>
         </w:rPr>
       </w:pPr>
       <w:r>
@@ -1531,6 +1531,7 @@
       <w:pPr>
         <w:pStyle w:val="1"/>
         <w:spacing w:before="0"/>
+        <w:jc w:val="both"/>
         <w:rPr>
           <w:rFonts w:ascii="Times New Roman" w:eastAsia="Times New Roman" w:hAnsi="Times New Roman" w:cs="Times New Roman"/>
           <w:b/>
@@ -1607,6 +1608,7 @@
     </w:p>
     <w:p>
       <w:pPr>
+        <w:jc w:val="both"/>
         <w:rPr>
           <w:rFonts w:ascii="Times New Roman" w:eastAsia="Times New Roman" w:hAnsi="Times New Roman" w:cs="Times New Roman"/>
           <w:color w:val="000000"/>
@@ -1630,7 +1632,25 @@
           <w:sz w:val="28"/>
           <w:szCs w:val="28"/>
         </w:rPr>
-        <w:t>Разработка информационной системы приоритизации клиентских заявок</w:t>
+        <w:t>Разработка информационной системы приорит</w:t>
+      </w:r>
+      <w:r>
+        <w:rPr>
+          <w:rFonts w:ascii="Times New Roman" w:eastAsia="Times New Roman" w:hAnsi="Times New Roman" w:cs="Times New Roman"/>
+          <w:color w:val="000000"/>
+          <w:sz w:val="28"/>
+          <w:szCs w:val="28"/>
+        </w:rPr>
+        <w:t>е</w:t>
+      </w:r>
+      <w:r>
+        <w:rPr>
+          <w:rFonts w:ascii="Times New Roman" w:eastAsia="Times New Roman" w:hAnsi="Times New Roman" w:cs="Times New Roman"/>
+          <w:color w:val="000000"/>
+          <w:sz w:val="28"/>
+          <w:szCs w:val="28"/>
+        </w:rPr>
+        <w:t>зации клиентских заявок</w:t>
       </w:r>
       <w:r>
         <w:rPr>
@@ -1668,6 +1688,7 @@
           <w:ilvl w:val="0"/>
           <w:numId w:val="1"/>
         </w:numPr>
+        <w:jc w:val="both"/>
         <w:rPr>
           <w:rFonts w:ascii="Times New Roman" w:eastAsia="Times New Roman" w:hAnsi="Times New Roman" w:cs="Times New Roman"/>
           <w:b/>
@@ -1707,6 +1728,7 @@
           <w:ilvl w:val="0"/>
           <w:numId w:val="1"/>
         </w:numPr>
+        <w:jc w:val="both"/>
         <w:rPr>
           <w:rFonts w:ascii="Times New Roman" w:eastAsia="Times New Roman" w:hAnsi="Times New Roman" w:cs="Times New Roman"/>
           <w:b/>
@@ -1761,6 +1783,7 @@
         <w:shd w:val="clear" w:color="auto" w:fill="FFFFFF"/>
         <w:suppressAutoHyphens w:val="0"/>
         <w:spacing w:after="0" w:line="240" w:lineRule="auto"/>
+        <w:jc w:val="both"/>
         <w:rPr>
           <w:rFonts w:ascii="Times New Roman" w:eastAsia="Times New Roman" w:hAnsi="Times New Roman" w:cs="Times New Roman"/>
           <w:color w:val="34343C"/>
@@ -1805,6 +1828,7 @@
         <w:suppressAutoHyphens w:val="0"/>
         <w:spacing w:after="0" w:line="240" w:lineRule="auto"/>
         <w:ind w:left="1440"/>
+        <w:jc w:val="both"/>
         <w:rPr>
           <w:rFonts w:ascii="Times New Roman" w:eastAsia="Times New Roman" w:hAnsi="Times New Roman" w:cs="Times New Roman"/>
           <w:color w:val="34343C"/>
@@ -1832,6 +1856,7 @@
         <w:shd w:val="clear" w:color="auto" w:fill="FFFFFF"/>
         <w:suppressAutoHyphens w:val="0"/>
         <w:spacing w:after="0" w:line="240" w:lineRule="auto"/>
+        <w:jc w:val="both"/>
         <w:rPr>
           <w:rFonts w:ascii="Times New Roman" w:eastAsia="Times New Roman" w:hAnsi="Times New Roman" w:cs="Times New Roman"/>
           <w:color w:val="34343C"/>
@@ -1856,6 +1881,7 @@
         <w:suppressAutoHyphens w:val="0"/>
         <w:spacing w:after="0" w:line="240" w:lineRule="auto"/>
         <w:ind w:left="1440"/>
+        <w:jc w:val="both"/>
         <w:rPr>
           <w:rFonts w:ascii="Times New Roman" w:eastAsia="Times New Roman" w:hAnsi="Times New Roman" w:cs="Times New Roman"/>
           <w:color w:val="34343C"/>
@@ -1883,6 +1909,7 @@
         <w:shd w:val="clear" w:color="auto" w:fill="FFFFFF"/>
         <w:suppressAutoHyphens w:val="0"/>
         <w:spacing w:after="0" w:line="240" w:lineRule="auto"/>
+        <w:jc w:val="both"/>
         <w:rPr>
           <w:rFonts w:ascii="Times New Roman" w:eastAsia="Times New Roman" w:hAnsi="Times New Roman" w:cs="Times New Roman"/>
           <w:color w:val="34343C"/>
@@ -1907,6 +1934,7 @@
         <w:suppressAutoHyphens w:val="0"/>
         <w:spacing w:after="0" w:line="240" w:lineRule="auto"/>
         <w:ind w:left="1440"/>
+        <w:jc w:val="both"/>
         <w:rPr>
           <w:rFonts w:ascii="Times New Roman" w:eastAsia="Times New Roman" w:hAnsi="Times New Roman" w:cs="Times New Roman"/>
           <w:color w:val="34343C"/>
@@ -1931,6 +1959,7 @@
         <w:suppressAutoHyphens w:val="0"/>
         <w:spacing w:after="0" w:line="240" w:lineRule="auto"/>
         <w:ind w:left="1440"/>
+        <w:jc w:val="both"/>
         <w:rPr>
           <w:rFonts w:ascii="Times New Roman" w:eastAsia="Times New Roman" w:hAnsi="Times New Roman" w:cs="Times New Roman"/>
           <w:color w:val="34343C"/>
@@ -1958,6 +1987,7 @@
         <w:shd w:val="clear" w:color="auto" w:fill="FFFFFF"/>
         <w:suppressAutoHyphens w:val="0"/>
         <w:spacing w:after="0" w:line="240" w:lineRule="auto"/>
+        <w:jc w:val="both"/>
         <w:rPr>
           <w:rFonts w:ascii="Times New Roman" w:eastAsia="Times New Roman" w:hAnsi="Times New Roman" w:cs="Times New Roman"/>
           <w:color w:val="34343C"/>
@@ -1982,6 +2012,7 @@
         <w:suppressAutoHyphens w:val="0"/>
         <w:spacing w:after="0" w:line="240" w:lineRule="auto"/>
         <w:ind w:left="1440"/>
+        <w:jc w:val="both"/>
         <w:rPr>
           <w:rFonts w:ascii="Times New Roman" w:eastAsia="Times New Roman" w:hAnsi="Times New Roman" w:cs="Times New Roman"/>
           <w:color w:val="34343C"/>
@@ -2009,6 +2040,7 @@
         <w:shd w:val="clear" w:color="auto" w:fill="FFFFFF"/>
         <w:suppressAutoHyphens w:val="0"/>
         <w:spacing w:after="0" w:line="240" w:lineRule="auto"/>
+        <w:jc w:val="both"/>
         <w:rPr>
           <w:rFonts w:ascii="Times New Roman" w:eastAsia="Times New Roman" w:hAnsi="Times New Roman" w:cs="Times New Roman"/>
           <w:color w:val="34343C"/>
@@ -2033,6 +2065,7 @@
         <w:suppressAutoHyphens w:val="0"/>
         <w:spacing w:after="0" w:line="240" w:lineRule="auto"/>
         <w:ind w:left="1440"/>
+        <w:jc w:val="both"/>
         <w:rPr>
           <w:rFonts w:ascii="Times New Roman" w:eastAsia="Times New Roman" w:hAnsi="Times New Roman" w:cs="Times New Roman"/>
           <w:color w:val="34343C"/>
@@ -2060,6 +2093,7 @@
         <w:shd w:val="clear" w:color="auto" w:fill="FFFFFF"/>
         <w:suppressAutoHyphens w:val="0"/>
         <w:spacing w:after="0" w:line="240" w:lineRule="auto"/>
+        <w:jc w:val="both"/>
         <w:rPr>
           <w:rFonts w:ascii="Times New Roman" w:eastAsia="Times New Roman" w:hAnsi="Times New Roman" w:cs="Times New Roman"/>
           <w:color w:val="34343C"/>
@@ -2081,6 +2115,7 @@
       <w:pPr>
         <w:pStyle w:val="af0"/>
         <w:ind w:left="1440"/>
+        <w:jc w:val="both"/>
         <w:rPr>
           <w:rFonts w:ascii="Times New Roman" w:eastAsia="Times New Roman" w:hAnsi="Times New Roman" w:cs="Times New Roman"/>
           <w:bCs/>
@@ -2093,6 +2128,7 @@
     <w:p>
       <w:pPr>
         <w:pStyle w:val="1"/>
+        <w:jc w:val="both"/>
         <w:rPr>
           <w:rFonts w:ascii="Times New Roman" w:eastAsia="Times New Roman" w:hAnsi="Times New Roman" w:cs="Times New Roman"/>
           <w:b/>
@@ -2137,6 +2173,7 @@
     </w:p>
     <w:p>
       <w:pPr>
+        <w:jc w:val="both"/>
         <w:rPr>
           <w:rFonts w:ascii="Times New Roman" w:eastAsia="Times New Roman" w:hAnsi="Times New Roman" w:cs="Times New Roman"/>
           <w:color w:val="000000"/>
@@ -2192,6 +2229,7 @@
     </w:p>
     <w:p>
       <w:pPr>
+        <w:jc w:val="both"/>
         <w:rPr>
           <w:rFonts w:ascii="Times New Roman" w:hAnsi="Times New Roman" w:cs="Times New Roman"/>
           <w:sz w:val="28"/>
@@ -2231,6 +2269,7 @@
           <w:ilvl w:val="0"/>
           <w:numId w:val="8"/>
         </w:numPr>
+        <w:jc w:val="both"/>
         <w:rPr>
           <w:rFonts w:ascii="Times New Roman" w:hAnsi="Times New Roman" w:cs="Times New Roman"/>
           <w:sz w:val="28"/>
@@ -2252,6 +2291,7 @@
           <w:ilvl w:val="0"/>
           <w:numId w:val="8"/>
         </w:numPr>
+        <w:jc w:val="both"/>
         <w:rPr>
           <w:rFonts w:ascii="Times New Roman" w:hAnsi="Times New Roman" w:cs="Times New Roman"/>
           <w:sz w:val="28"/>
@@ -2273,6 +2313,7 @@
           <w:ilvl w:val="0"/>
           <w:numId w:val="8"/>
         </w:numPr>
+        <w:jc w:val="both"/>
         <w:rPr>
           <w:rFonts w:ascii="Times New Roman" w:hAnsi="Times New Roman" w:cs="Times New Roman"/>
           <w:sz w:val="28"/>
@@ -2294,6 +2335,7 @@
           <w:ilvl w:val="0"/>
           <w:numId w:val="8"/>
         </w:numPr>
+        <w:jc w:val="both"/>
         <w:rPr>
           <w:rFonts w:ascii="Times New Roman" w:hAnsi="Times New Roman" w:cs="Times New Roman"/>
           <w:sz w:val="28"/>
@@ -2315,6 +2357,7 @@
           <w:ilvl w:val="0"/>
           <w:numId w:val="8"/>
         </w:numPr>
+        <w:jc w:val="both"/>
         <w:rPr>
           <w:rFonts w:ascii="Times New Roman" w:hAnsi="Times New Roman" w:cs="Times New Roman"/>
           <w:sz w:val="28"/>
@@ -2360,6 +2403,7 @@
     </w:p>
     <w:p>
       <w:pPr>
+        <w:jc w:val="both"/>
         <w:rPr>
           <w:rFonts w:ascii="Times New Roman" w:hAnsi="Times New Roman" w:cs="Times New Roman"/>
           <w:sz w:val="28"/>
@@ -2378,6 +2422,7 @@
     <w:p>
       <w:pPr>
         <w:pStyle w:val="1"/>
+        <w:jc w:val="both"/>
         <w:rPr>
           <w:rFonts w:ascii="Times New Roman" w:eastAsia="Times New Roman" w:hAnsi="Times New Roman" w:cs="Times New Roman"/>
           <w:b/>
@@ -2403,6 +2448,7 @@
     </w:p>
     <w:p>
       <w:pPr>
+        <w:jc w:val="both"/>
         <w:rPr>
           <w:rFonts w:ascii="Times New Roman" w:eastAsia="Times New Roman" w:hAnsi="Times New Roman" w:cs="Times New Roman"/>
           <w:color w:val="000000"/>
@@ -2427,6 +2473,7 @@
           <w:ilvl w:val="0"/>
           <w:numId w:val="3"/>
         </w:numPr>
+        <w:jc w:val="both"/>
         <w:rPr>
           <w:rFonts w:ascii="Times New Roman" w:eastAsia="Times New Roman" w:hAnsi="Times New Roman" w:cs="Times New Roman"/>
           <w:color w:val="000000" w:themeColor="text1"/>
@@ -2450,7 +2497,7 @@
           <w:sz w:val="28"/>
           <w:szCs w:val="28"/>
         </w:rPr>
-        <w:t>Разработка информационной системы приоритизации клиентских заявок</w:t>
+        <w:t xml:space="preserve">Разработка информационной системы </w:t>
       </w:r>
       <w:r>
         <w:rPr>
@@ -2459,7 +2506,7 @@
           <w:sz w:val="28"/>
           <w:szCs w:val="28"/>
         </w:rPr>
-        <w:t xml:space="preserve">» — многостраничный ресурс на HTML/CSS </w:t>
+        <w:t>приоритезации</w:t>
       </w:r>
       <w:r>
         <w:rPr>
@@ -2468,7 +2515,7 @@
           <w:sz w:val="28"/>
           <w:szCs w:val="28"/>
         </w:rPr>
-        <w:t>для описания результатов, состава и процесса разработки проекта в рамках дисциплины «Проектная деятельность»</w:t>
+        <w:t xml:space="preserve"> клиентских заявок</w:t>
       </w:r>
       <w:r>
         <w:rPr>
@@ -2477,6 +2524,24 @@
           <w:sz w:val="28"/>
           <w:szCs w:val="28"/>
         </w:rPr>
+        <w:t xml:space="preserve">» — многостраничный ресурс на HTML/CSS </w:t>
+      </w:r>
+      <w:r>
+        <w:rPr>
+          <w:rFonts w:ascii="Times New Roman" w:eastAsia="Times New Roman" w:hAnsi="Times New Roman" w:cs="Times New Roman"/>
+          <w:color w:val="000000" w:themeColor="text1"/>
+          <w:sz w:val="28"/>
+          <w:szCs w:val="28"/>
+        </w:rPr>
+        <w:t>для описания результатов, состава и процесса разработки проекта в рамках дисциплины «Проектная деятельность»</w:t>
+      </w:r>
+      <w:r>
+        <w:rPr>
+          <w:rFonts w:ascii="Times New Roman" w:eastAsia="Times New Roman" w:hAnsi="Times New Roman" w:cs="Times New Roman"/>
+          <w:color w:val="000000" w:themeColor="text1"/>
+          <w:sz w:val="28"/>
+          <w:szCs w:val="28"/>
+        </w:rPr>
         <w:t xml:space="preserve"> </w:t>
       </w:r>
     </w:p>
@@ -2484,6 +2549,7 @@
       <w:pPr>
         <w:pStyle w:val="af0"/>
         <w:ind w:left="0"/>
+        <w:jc w:val="both"/>
         <w:rPr>
           <w:rFonts w:ascii="Times New Roman" w:hAnsi="Times New Roman" w:cs="Times New Roman"/>
         </w:rPr>
@@ -2496,6 +2562,7 @@
           <w:ilvl w:val="0"/>
           <w:numId w:val="3"/>
         </w:numPr>
+        <w:jc w:val="both"/>
         <w:rPr>
           <w:rFonts w:ascii="Times New Roman" w:eastAsia="Times New Roman" w:hAnsi="Times New Roman" w:cs="Times New Roman"/>
           <w:color w:val="000000"/>
@@ -2525,6 +2592,7 @@
     <w:p>
       <w:pPr>
         <w:pStyle w:val="1"/>
+        <w:jc w:val="both"/>
         <w:rPr>
           <w:rFonts w:ascii="Times New Roman" w:eastAsia="Times New Roman" w:hAnsi="Times New Roman" w:cs="Times New Roman"/>
           <w:b/>
@@ -2555,6 +2623,7 @@
           <w:ilvl w:val="0"/>
           <w:numId w:val="4"/>
         </w:numPr>
+        <w:jc w:val="both"/>
         <w:rPr>
           <w:rFonts w:ascii="Times New Roman" w:eastAsia="Times New Roman" w:hAnsi="Times New Roman" w:cs="Times New Roman"/>
           <w:color w:val="000000" w:themeColor="text1"/>
@@ -2578,7 +2647,25 @@
           <w:sz w:val="28"/>
           <w:szCs w:val="28"/>
         </w:rPr>
-        <w:t>Разработка информационной системы приоритизации клиентских заявок</w:t>
+        <w:t xml:space="preserve">Разработка информационной системы </w:t>
+      </w:r>
+      <w:r>
+        <w:rPr>
+          <w:rFonts w:ascii="Times New Roman" w:eastAsia="Times New Roman" w:hAnsi="Times New Roman" w:cs="Times New Roman"/>
+          <w:color w:val="000000" w:themeColor="text1"/>
+          <w:sz w:val="28"/>
+          <w:szCs w:val="28"/>
+        </w:rPr>
+        <w:t>приоритезации</w:t>
+      </w:r>
+      <w:r>
+        <w:rPr>
+          <w:rFonts w:ascii="Times New Roman" w:eastAsia="Times New Roman" w:hAnsi="Times New Roman" w:cs="Times New Roman"/>
+          <w:color w:val="000000" w:themeColor="text1"/>
+          <w:sz w:val="28"/>
+          <w:szCs w:val="28"/>
+        </w:rPr>
+        <w:t xml:space="preserve"> клиентских заявок</w:t>
       </w:r>
       <w:r>
         <w:rPr>
@@ -2597,6 +2684,7 @@
           <w:ilvl w:val="0"/>
           <w:numId w:val="4"/>
         </w:numPr>
+        <w:jc w:val="both"/>
         <w:rPr>
           <w:rFonts w:ascii="Times New Roman" w:eastAsia="Times New Roman" w:hAnsi="Times New Roman" w:cs="Times New Roman"/>
           <w:color w:val="000000"/>
@@ -2626,6 +2714,7 @@
     <w:p>
       <w:pPr>
         <w:pStyle w:val="1"/>
+        <w:jc w:val="both"/>
         <w:rPr>
           <w:rFonts w:ascii="Times New Roman" w:eastAsia="Times New Roman" w:hAnsi="Times New Roman" w:cs="Times New Roman"/>
           <w:b/>
@@ -2651,6 +2740,7 @@
     </w:p>
     <w:p>
       <w:pPr>
+        <w:jc w:val="both"/>
         <w:rPr>
           <w:rFonts w:ascii="Times New Roman" w:eastAsia="Times New Roman" w:hAnsi="Times New Roman" w:cs="Times New Roman"/>
           <w:color w:val="000000"/>
@@ -2675,6 +2765,7 @@
           <w:ilvl w:val="0"/>
           <w:numId w:val="5"/>
         </w:numPr>
+        <w:jc w:val="both"/>
         <w:rPr>
           <w:rFonts w:ascii="Times New Roman" w:eastAsia="Times New Roman" w:hAnsi="Times New Roman" w:cs="Times New Roman"/>
           <w:color w:val="000000"/>
@@ -2699,6 +2790,7 @@
           <w:ilvl w:val="0"/>
           <w:numId w:val="5"/>
         </w:numPr>
+        <w:jc w:val="both"/>
         <w:rPr>
           <w:rFonts w:ascii="Times New Roman" w:eastAsia="Times New Roman" w:hAnsi="Times New Roman" w:cs="Times New Roman"/>
           <w:color w:val="000000"/>
@@ -2713,7 +2805,25 @@
           <w:sz w:val="28"/>
           <w:szCs w:val="28"/>
         </w:rPr>
-        <w:t>Разработан многостраничный сайт проекта «Разработка информационной системы приоритизации клиентских заявок» (главная, о проекте, участники, журнал, ресурсы) с адаптивной вёрсткой на HTML и CSS.</w:t>
+        <w:t xml:space="preserve">Разработан многостраничный сайт проекта «Разработка информационной системы </w:t>
+      </w:r>
+      <w:r>
+        <w:rPr>
+          <w:rFonts w:ascii="Times New Roman" w:eastAsia="Times New Roman" w:hAnsi="Times New Roman" w:cs="Times New Roman"/>
+          <w:color w:val="000000" w:themeColor="text1"/>
+          <w:sz w:val="28"/>
+          <w:szCs w:val="28"/>
+        </w:rPr>
+        <w:t>приоритезации</w:t>
+      </w:r>
+      <w:r>
+        <w:rPr>
+          <w:rFonts w:ascii="Times New Roman" w:eastAsia="Times New Roman" w:hAnsi="Times New Roman" w:cs="Times New Roman"/>
+          <w:color w:val="000000" w:themeColor="text1"/>
+          <w:sz w:val="28"/>
+          <w:szCs w:val="28"/>
+        </w:rPr>
+        <w:t xml:space="preserve"> клиентских заявок» (главная, о проекте, участники, журнал, ресурсы) с адаптивной вёрсткой на HTML и CSS.</w:t>
       </w:r>
     </w:p>
     <w:p>
@@ -2723,6 +2833,7 @@
           <w:ilvl w:val="0"/>
           <w:numId w:val="5"/>
         </w:numPr>
+        <w:jc w:val="both"/>
         <w:rPr>
           <w:rFonts w:ascii="Times New Roman" w:eastAsia="Times New Roman" w:hAnsi="Times New Roman" w:cs="Times New Roman"/>
           <w:color w:val="000000"/>
@@ -2752,6 +2863,7 @@
     <w:p>
       <w:pPr>
         <w:pStyle w:val="1"/>
+        <w:jc w:val="both"/>
         <w:rPr>
           <w:rFonts w:ascii="Times New Roman" w:eastAsia="Times New Roman" w:hAnsi="Times New Roman" w:cs="Times New Roman"/>
           <w:b/>
@@ -2777,6 +2889,7 @@
     </w:p>
     <w:p>
       <w:pPr>
+        <w:jc w:val="both"/>
         <w:rPr>
           <w:rFonts w:ascii="Times New Roman" w:eastAsia="Times New Roman" w:hAnsi="Times New Roman" w:cs="Times New Roman"/>
           <w:color w:val="000000"/>
@@ -2836,6 +2949,7 @@
     </w:p>
     <w:p>
       <w:pPr>
+        <w:jc w:val="both"/>
         <w:rPr>
           <w:rFonts w:ascii="Times New Roman" w:eastAsia="Times New Roman" w:hAnsi="Times New Roman" w:cs="Times New Roman"/>
           <w:color w:val="000000"/>
@@ -2895,6 +3009,7 @@
     </w:p>
     <w:p>
       <w:pPr>
+        <w:jc w:val="both"/>
         <w:rPr>
           <w:rFonts w:ascii="Times New Roman" w:eastAsia="Times New Roman" w:hAnsi="Times New Roman" w:cs="Times New Roman"/>
           <w:color w:val="000000"/>
@@ -3006,6 +3121,7 @@
     <w:p>
       <w:pPr>
         <w:pStyle w:val="1"/>
+        <w:jc w:val="both"/>
         <w:rPr>
           <w:rFonts w:ascii="Times New Roman" w:eastAsia="Times New Roman" w:hAnsi="Times New Roman" w:cs="Times New Roman"/>
           <w:b/>
